--- a/cache/ДЗ от @simphoniya_a.docx
+++ b/cache/ДЗ от @simphoniya_a.docx
@@ -4,122 +4,157 @@
   <w:body>
     <w:p>
       <w:r>
-        <w:t xml:space="preserve">Лиза Барабанщикова - просто нравится её образ, наблюдать за ней тк мы с ней сверстницы и у сыновней одинаковый возраст вплоть до месяцев, нравится её эстетика </w:t>
+        <w:t xml:space="preserve">Цель: продать 3 консультации </w:t>
         <w:br/>
-        <w:t xml:space="preserve">mosha_moshoshaa - вообще снимает про тренировки, но мне нравится сама подача, распаковки, словесные обороты в речи </w:t>
+        <w:t xml:space="preserve">Набрать 150 подписчиков </w:t>
         <w:br/>
-        <w:t xml:space="preserve">Podros- нравится его формат бунтарства и как он порой агрессивно, а порой на лайте справляется с трудностями </w:t>
         <w:br/>
-        <w:t xml:space="preserve">Prod_of_god - она снимает будто вообще везде и постоянно, буто контент - это часть её жизни органично в неё вплетённая </w:t>
-        <w:br/>
-        <w:t xml:space="preserve">neladnayaa - она начала блог с пьяного рилс прочла тусовки с утра и просто двигается, меня цепляет её простота и своячность </w:t>
-        <w:br/>
-        <w:t xml:space="preserve">Алина Левда - я не знаю как, но она одновременно и раздражает и хочется копить все её продукты. Она демонстрирует успешный успех через доброту, проявленность и затрагивает самые цепляющие темы </w:t>
+        <w:t xml:space="preserve">Ца: предприниматели с небольшим бизнесом: салон красоты, магазин одежды, бьюти мастера с маленькими полупустыми аккаунтами, либо аккаунты без системности, те, кто хочет увеличить продажи, охваты, показать свою экспертность </w:t>
         <w:br/>
         <w:br/>
         <w:br/>
+        <w:t xml:space="preserve">Их боли: не умею себя презентовать, не умеют продавать свои услуги, не понимают как продвигаться в соц сетях, не понимаю как снимать свои работы, свой товар, не знают как презентовать свою экспертность, не понимают или/и не хотят снимать контент, о чём снимать, хотят просто делать свою работу (бьюти/предприниматели внутрянкой своего бизнеса заниматься), а не снимать рилс </w:t>
         <w:br/>
         <w:br/>
         <w:br/>
-        <w:t xml:space="preserve">Список 2. Что внедрю в ближайшем будущем 3-6 мес </w:t>
+        <w:t xml:space="preserve">Желания: хочет больше клиентов, чтобы их продукт/брент был более узнаваемый, мастера хотят быть более узнаваемы и чтобы к ним шли клиенты, которых они сами хотят, хоть работать меньше, зарабатывать больше , хотят быть востребованы, хотят повышать ценник на свои услуги. </w:t>
         <w:br/>
         <w:br/>
-        <w:t>Сейчас начала снимать и продумывать сценарии для рилс и историй «мой путь», снимаю почему я боюсь снимать, что получается, что нет и как я с этим справляюсь. Хочу в ближайшие дни доделать несколько рилс, отправить на проверку и начать потихоньку выкладывать</w:t>
+        <w:t xml:space="preserve">Рубрики к видео: </w:t>
         <w:br/>
-        <w:t xml:space="preserve">Первый месяц: буду нарабатывать навык монтировать, нужна скорость </w:t>
+        <w:t xml:space="preserve">Бьюти мастера/салоны: </w:t>
         <w:br/>
-        <w:t xml:space="preserve">Второй месяц: продолжать монтировать, выкладывать и наблюдать как работает статистика, что идёт что нет, како формат ближе </w:t>
+        <w:t xml:space="preserve">До-после </w:t>
         <w:br/>
-        <w:t xml:space="preserve">Третий месяц: пробовать работать с клиентами </w:t>
+        <w:t xml:space="preserve">Тренды макияжа </w:t>
+        <w:br/>
+        <w:t xml:space="preserve">Как выглядеть дорого без большого бюджета </w:t>
+        <w:br/>
+        <w:t xml:space="preserve">Эта процедура делает из замарашки принцессу </w:t>
+        <w:br/>
+        <w:t xml:space="preserve">Как неправильные брови портят твой вид </w:t>
+        <w:br/>
+        <w:t xml:space="preserve">Адаптированные актуальные мемы под нишу </w:t>
+        <w:br/>
+        <w:t xml:space="preserve">Экспертные видео </w:t>
         <w:br/>
         <w:br/>
-        <w:t>Сделав это задание и проанализировав блогеров которых смотрю, то что снимаю (пытаюсь снимать) и поняла что я так всё усложняю… какие-то заморочки с монтажом, звуком, выбором и разбором темы, посмотрела контент который мне нравится , он не прям «вылизанный», а достаточно живой и как бы «в моменте»</w:t>
+        <w:t xml:space="preserve">Моя воронка: </w:t>
         <w:br/>
-        <w:t xml:space="preserve">ЗАДАНИЕ: АТРИБУТЫ ЛИЧНОГО БРЕНДА </w:t>
+        <w:t>Вирусное видео «в шапке профиля ссылка на бесплатную консультацию»</w:t>
         <w:br/>
-        <w:t xml:space="preserve">Список 1 </w:t>
+        <w:t xml:space="preserve">Ссылка ведёт в телеграмм, либо приглашаем в директ </w:t>
         <w:br/>
-        <w:t xml:space="preserve">В чём моя уникальность? </w:t>
+        <w:t xml:space="preserve">Там проводим консультацию, например «разбор профиля» и приглашаем на индивидуальную работу </w:t>
         <w:br/>
-        <w:t xml:space="preserve">Цель по блогу связанная с продажами, имеджем в соц сетях </w:t>
-        <w:br/>
-        <w:t xml:space="preserve">Тк я хочу развиваться как рилс продюсер, наверно моя цель по блогу показать как я развиваюсь в этом направлении, возможно показывать свой путь, чему учусь, что уже умею и как с этим справляюсь. Также я мама , поэтом могу транслировать мои семейные ценности, моменты в воспитании и взаимодействии с ребёнком, также я мать одиночка, строю новые отношения, могу транслировать то, как я справляюсь с выстраиванием семьи, как я совмещаю всё это. </w:t>
-        <w:br/>
-        <w:t xml:space="preserve">3 ниши в которых разбираюсь лучше всего. (Тут сложно потому что во мне сидит синдром самозванца, который диктует что я во всём разбираюсь поверхностно, но я постараюсь выделить то, в чём я копаюсь больше всего) </w:t>
-        <w:br/>
-        <w:t xml:space="preserve">Психология личности/родительства/взаимоотношений </w:t>
-        <w:br/>
-        <w:t xml:space="preserve">Бьюти (тк я бьюти мастер) </w:t>
-        <w:br/>
-        <w:t>Голос/речь/музыка (я по образованию музыкальный руководитель)</w:t>
-        <w:br/>
-        <w:t xml:space="preserve">3 ниши в которых хочу/мечтаю развиваться </w:t>
-        <w:br/>
-        <w:t xml:space="preserve">рилс </w:t>
-        <w:br/>
-        <w:t xml:space="preserve">Спорт/питание </w:t>
-        <w:br/>
-        <w:t xml:space="preserve">Финансовый и квартирный вопросы </w:t>
-        <w:br/>
-        <w:t xml:space="preserve">(Строительство, обустройство дома, планирование, распределение, накопление финансов) </w:t>
-        <w:br/>
-        <w:t xml:space="preserve">что вдохновляет? </w:t>
-        <w:br/>
-        <w:t>Меня вдохновляет, когда я обучаюсь и понимаю что я получаю качественные знания и самый вдохновляющий момент - когда я успеваю перерабатывать информацию, когда я успеваю осознать и закрепить её, а главное применить. Меня вдохновляет знание и понимание, в этом я чувствую уверенность</w:t>
-        <w:br/>
-        <w:t>Что я готова делать даже бесплатно?</w:t>
-        <w:br/>
-        <w:t xml:space="preserve">Листать рилс, обрабатывать фото/монтировать видео (потому что я итак делаю это бесплатно), говорить об отношениях романтических/межличностных/детско-родительских </w:t>
-        <w:br/>
-        <w:t>о чем обычно просят друзья?</w:t>
-        <w:br/>
-        <w:t>Смонтировать или оценить видео, обработать фото</w:t>
-        <w:br/>
-        <w:t>Советы по косметике</w:t>
-        <w:br/>
-        <w:t xml:space="preserve">Сделать укладку/макияж </w:t>
-        <w:br/>
-        <w:t xml:space="preserve">Интересуются моим мнениям по поводу взаимоотношений с кем-то , не обязательно с партнёром, это может быть начальница которая спрашивает мнение о ком-то, знакомая которая спрашивает моё мнение по поводу ситуации с подругой, с подругой в основном о романтических отношениях </w:t>
-        <w:br/>
-        <w:t xml:space="preserve">3 рубрики/истории/факты обо мне </w:t>
-        <w:br/>
-        <w:t xml:space="preserve">Воспитываю сына одна, но не в одиночестве </w:t>
-        <w:br/>
-        <w:t xml:space="preserve"> </w:t>
+        <w:t xml:space="preserve">Также, прогрев в строис, например также для бьюти мастера «1 сторис сколько можно выкидывать косметику? 2 ко мне васто обращаются с вопросом «подойдёт ли мне этот продукт?» как понять что стоит покупать, а что ты выкинешь через месяц?» 4 на моём 3х дневном интенсиве ты научишься выбирать то, что идёт именно тебе, а не то, что пойдёт в мусор 5 сторис. Переходи в профиль, там ссылка для записи, хватит выкидывать свои деньги в урну» и в профиле ссылка допустим на мини курс 499р где либо видео в телеграмме, гайды как подобрать косметику для себя </w:t>
         <w:br/>
         <w:br/>
-        <w:t xml:space="preserve">2 основные мысли которые я хочу донести аудитории </w:t>
+        <w:t xml:space="preserve">Мой образ: </w:t>
         <w:br/>
-        <w:t xml:space="preserve">В данный момент я бросила все силы на улучшение своей и жизни сына, это то, чем я занимаюсь постоянно, поэтому наверно я хотела бы транслировать как это делаю, с чем и как справляюсь, а с чем нет. Основная мысль которую я несу в этом пути «сначала маску на себя, потом на ребёнка», это не значит что я занимаюсь своей жизнью, а ребёнок как-нибудь сам догонет, это поиск себя как способ показать сыну положительный пример и стать для него взрослым которому можно доверять </w:t>
+        <w:t>Я поняла смысл, для себя пока не выявила образ, для клиента подбирается индивидуально.</w:t>
+        <w:br/>
+        <w:t xml:space="preserve">В аккаунтах за которыми слежу отметила такие цепляющие элементы образа к примеру у бьюти блогера своё необычное приветствие «хайлов» и ещё одна бьюти блогер, она запоминается за счёт необычного имени Улита, она так и говорит «привет я Улита» </w:t>
         <w:br/>
         <w:br/>
-        <w:t>мои странности которые нравятся людям?</w:t>
+        <w:t>Моя уникальность:</w:t>
         <w:br/>
-        <w:t xml:space="preserve">Часто говорят что я интересно рассказываю что-то, особенно когда выпью и раскрываюсь. Как я могу смешно иронизировать над своей жизнью. </w:t>
+        <w:t>Личные атрибуты это то, что должно отличать</w:t>
+        <w:br/>
+        <w:t xml:space="preserve">Если про меня: </w:t>
+        <w:br/>
+        <w:t xml:space="preserve">Сейчас я мастер пм, моя уникальность в том, что я прошла крутое обучение с дипломом гос образца, у меня сильная база, индивидуальный подход, я закрываю все вопросы и переживания клиента, сначала работала мастером по оформлению бровей, поэтому хорошо развита насмостренность и я подбираю форму индивидуально под каждого клиента, не под копирку. Основная уникальность: даже если клиент не знает чего хочет, я помогаю визуализировать и определиться что подойдёт именно ему </w:t>
         <w:br/>
         <w:br/>
-        <w:t xml:space="preserve">Топ моих имеющихся навыков или какие хотела бы приобрести </w:t>
         <w:br/>
-        <w:t xml:space="preserve">Имеющиеся: монтировать видео, обрабатывать фото (всё через телефон), адаптироваться, умею петь, играть на муз инструментах… (хз чем это поможет), умею общаться с детьми, не трясусь публичных выступлений, умею анализировать ситуацию, смотреть с разных сторон, умею работать с моделями во время съёмки (по крайней мере как мне кажется и слышала такое мнение со стороны) </w:t>
+        <w:t>Важные критерии для клиента:</w:t>
         <w:br/>
-        <w:t xml:space="preserve">Хотела бы приобрести: скорость (долго раскачиваюсь поэтому хотела бы быть более быстрой и лёгкой на подъём), постоянство, «быть себе другом, а не врагом», мне кажется это всё таки модно отнести к навыку, который модно приобрести со временем </w:t>
+        <w:t>У меня разброс, тут остановлюсь дальше на бьюти мастере пм</w:t>
         <w:br/>
         <w:br/>
-        <w:t xml:space="preserve">кем я вижу себя через 3-5 лет? </w:t>
+        <w:t xml:space="preserve">Стирильность - у каждого клиента индивидуальный набор предметов, игла на каждую зону отдельная, я обрабатывают всё начиная кушеткой , заканчивая выключателями, отельный кабинет </w:t>
         <w:br/>
-        <w:t xml:space="preserve">Через 3-5 лет я вижу себя человеком с более, менее стабильным финансовым положением, человеком, который справляется сам с обеспечением базовых потребностей себя и своего ребёнка. Через 3-5 лет я вижу себя более сильной, спокойной и проявленной, я больше узнаю себя и стала от этого уверенее и стабильнее </w:t>
+        <w:t>Экспертность - качественное базовое обучение, но я не останавливаюсь на нём, а продолжаю повышать свою квалификацию, обучаюсь только у топов, лучшая школа пм моего города, онлайн топы в сфере пм</w:t>
+        <w:br/>
+        <w:t>Индивидуальность - индивидуальный подход, работаю исходя из пожеланий клиента и умею работать с теми, кто не знает как и чего хочет</w:t>
+        <w:br/>
+        <w:t xml:space="preserve">Насмотреность - давно работаю бровистом и не только с молодыми девочками с инст исходниками, но и со сложными, также возрастными клиентами, вижу разные брови каждый день </w:t>
         <w:br/>
         <w:br/>
-        <w:t>Конкретно описать как начинается день, куда хожу, чем занимаюсь и какие ценности мне сейчас сложно.</w:t>
+        <w:t xml:space="preserve">Почему крутой мой продукт/услуга: </w:t>
+        <w:br/>
+        <w:t xml:space="preserve">Мне кажется это уже прописано в важных критериях для клиента, следовательно тут буду повторяться. Я бы в принципе при работе с клиентами объединила эти две части, просто раскрыла бы чуть обширнее </w:t>
         <w:br/>
         <w:br/>
-        <w:t xml:space="preserve">что вызывает большую реакцию в блоге/жизни </w:t>
+        <w:t xml:space="preserve">Дарю консультации: </w:t>
+        <w:br/>
+        <w:t xml:space="preserve">Для тех, кто не понимает что такое пм и нужен ли он именно тебе </w:t>
+        <w:br/>
+        <w:t xml:space="preserve">Веду клиента начиная с подготовки к процедуре, заканчивая полным заживлением и обратной связью через пол года - год </w:t>
         <w:br/>
         <w:br/>
-        <w:t>Темы детей, отношений, темы об отличии мужчин и женщин, большой отклик получаю когда рассказываю о каких-то бьюти средствах или процедурах</w:t>
+        <w:t>Анализ конкурентов:</w:t>
+        <w:br/>
+        <w:t>Тут я поняла что открываем аккаунты конкурентов и изучаем что у них хорошо и можно адаптировать под себя или клиента (не слизать) и что у них проседает, на что можно делать упор мне. К примеру, писала интересному мастеру пм по поводу обучения, мне не понравилось как она его продавала и несмотря на то, что мне был интересен её подход я не купила , тк как клиента она меня выбесила , именно способом продажи , на вопрос «сколько стоит обучение» ответила «немного» пыталась дажать продажу скрывая цену до последнего. Тут её ца не клиенты, а мастера, которые хотят обучаться, сама услуга и обучения в этой сфере стоят не мало и я как клиент уже ознакомившись с продуктом хочу понять, смогу я его оплатить или нет, а не приобрести не знаю цену и потом из-за этого стрессовать, мне уже понравился продукт, меня не нужно было дожимать, мне нужна была цена.</w:t>
         <w:br/>
         <w:br/>
-        <w:t>5 блогеров, кого смотрю</w:t>
+        <w:t xml:space="preserve">На чём буду зарабатывать?: </w:t>
+        <w:br/>
+        <w:t xml:space="preserve">Как мастеру пм мне понятно на чём и как к примеру довести бьюти мастера </w:t>
+        <w:br/>
+        <w:t xml:space="preserve">Как рилс продюсер: </w:t>
+        <w:br/>
+        <w:t>Разбор аккаунта: аватар, шапка, имя, актуальные, визуал профиля (те проанализировать и подсказать как сделать так чтобы профиль визуально выглядел понятно и более выйграшно исходя из тематики блога, проанализировать обложки и их вид и актуальность, как сделать их более цепляющими)</w:t>
+        <w:br/>
+        <w:t xml:space="preserve">Консультации для новичков: что входит в консультацию? Тут путаюсь, потому что разбор аккаунта это будто и есть консультация. Но, если в разборе аккаунта я даю рекомендации на основе того что есть, то на консультации я могу помочь пустым либо полупустым аккаунтам </w:t>
+        <w:br/>
+        <w:t>Написание продающих сценариев на заказ</w:t>
+        <w:br/>
+        <w:br/>
+        <w:t xml:space="preserve">Схема: нужно заработать денег (допустим 5000р) -&gt; нужно продать 5 консультации по 1000р -&gt; чтобы продать консультацию, нужно снимать на ца -&gt; снимать что? </w:t>
+        <w:br/>
+        <w:br/>
+        <w:t xml:space="preserve">Что нужно сделать?: </w:t>
+        <w:br/>
+        <w:t xml:space="preserve">Стратегия на месяц </w:t>
+        <w:br/>
+        <w:t xml:space="preserve">(Можно каждый месяц перезаписывать и поправлять) </w:t>
+        <w:br/>
+        <w:t xml:space="preserve">Для чего стратегия? </w:t>
+        <w:br/>
+        <w:t>Чтобы в этом месяце приблизиться к результату что нужно сделать?</w:t>
+        <w:br/>
+        <w:t xml:space="preserve">Допустим мой акк как мастер пм: </w:t>
+        <w:br/>
+        <w:t xml:space="preserve">Мне нужно оформить актуальное </w:t>
+        <w:br/>
+        <w:t xml:space="preserve">(До-после, процесс, почему я, лайф, цены, как добраться) </w:t>
+        <w:br/>
+        <w:br/>
+        <w:t xml:space="preserve">Сделать пару закреплённых продающих рилс: 1 как я работаю с клиентом, 2 мой путь , где будет раскрываться почему стоит пойти ко мне как к мастеру пм </w:t>
+        <w:br/>
+        <w:br/>
+        <w:t xml:space="preserve">Оформить последние 9 постов продающими рилс </w:t>
+        <w:br/>
+        <w:br/>
+        <w:t>Экспертные 2</w:t>
+        <w:br/>
+        <w:t>Закрывающие вопросы (полезное)2</w:t>
+        <w:br/>
+        <w:t>Работы 2</w:t>
+        <w:br/>
+        <w:t>Тренды 2</w:t>
+        <w:br/>
+        <w:t>Я как личность в профессии 1</w:t>
+        <w:br/>
+        <w:br/>
+        <w:t xml:space="preserve">Попробовать реализовать хотябы одну воронку чтобы написали за бесплатной консультацией за подписку и на консультацию уже направлять на запись как клиента </w:t>
+        <w:br/>
+        <w:br/>
+        <w:t xml:space="preserve">Стратегия нужна чтобы понять кто тебя смотрит, какой им контент нужен и почему им нужно у тебя что-то купить </w:t>
+        <w:br/>
+        <w:br/>
+        <w:t>В этом задании получилось прям закольцевать, в начале цель в конце - что нужно чтобы достичь этой цели</w:t>
       </w:r>
     </w:p>
     <w:sectPr>
